--- a/c12/lab1  Admission controller and pod security policy.docx
+++ b/c12/lab1  Admission controller and pod security policy.docx
@@ -357,6 +357,12 @@
       </w:r>
       <w:proofErr w:type="spellEnd"/>
       <w:proofErr w:type="gramEnd"/>
+      <w:r>
+        <w:t xml:space="preserve"> </w:t>
+      </w:r>
+      <w:r>
+        <w:t>-n admission-demo</w:t>
+      </w:r>
     </w:p>
     <w:p/>
     <w:p>
@@ -519,6 +525,9 @@
     </w:p>
     <w:p>
       <w:r>
+        <w:rPr>
+          <w:noProof/>
+        </w:rPr>
         <w:drawing>
           <wp:inline distT="0" distB="0" distL="0" distR="0" wp14:anchorId="6330148D" wp14:editId="46914608">
             <wp:extent cx="2572109" cy="2152950"/>
@@ -664,11 +673,6 @@
     </w:p>
     <w:p>
       <w:r>
-        <w:t xml:space="preserve">  namespace: admission-demo</w:t>
-      </w:r>
-    </w:p>
-    <w:p>
-      <w:r>
         <w:t>spec:</w:t>
       </w:r>
     </w:p>
@@ -700,20 +704,106 @@
     </w:p>
     <w:p>
       <w:r>
+        <w:t xml:space="preserve">    </w:t>
+      </w:r>
+      <w:proofErr w:type="spellStart"/>
+      <w:r>
+        <w:t>runAsUser</w:t>
+      </w:r>
+      <w:proofErr w:type="spellEnd"/>
+      <w:r>
+        <w:t>: 1000</w:t>
+      </w:r>
+    </w:p>
+    <w:p>
+      <w:r>
+        <w:t xml:space="preserve">    </w:t>
+      </w:r>
+      <w:proofErr w:type="spellStart"/>
+      <w:r>
+        <w:t>seccompProfile</w:t>
+      </w:r>
+      <w:proofErr w:type="spellEnd"/>
+      <w:r>
+        <w:t>:</w:t>
+      </w:r>
+    </w:p>
+    <w:p>
+      <w:r>
+        <w:t xml:space="preserve">      type: </w:t>
+      </w:r>
+      <w:proofErr w:type="spellStart"/>
+      <w:r>
+        <w:t>RuntimeDefault</w:t>
+      </w:r>
+      <w:proofErr w:type="spellEnd"/>
+    </w:p>
+    <w:p>
+      <w:r>
         <w:t xml:space="preserve">  containers:</w:t>
       </w:r>
     </w:p>
     <w:p>
       <w:r>
-        <w:t xml:space="preserve">  - name: nginx</w:t>
-      </w:r>
-    </w:p>
-    <w:p>
-      <w:r>
-        <w:t xml:space="preserve">    image: nginx</w:t>
-      </w:r>
-    </w:p>
-    <w:p/>
+        <w:t xml:space="preserve">  - name: </w:t>
+      </w:r>
+      <w:proofErr w:type="spellStart"/>
+      <w:r>
+        <w:t>busybox</w:t>
+      </w:r>
+      <w:proofErr w:type="spellEnd"/>
+    </w:p>
+    <w:p>
+      <w:r>
+        <w:t xml:space="preserve">    image: busybox:1.36</w:t>
+      </w:r>
+    </w:p>
+    <w:p>
+      <w:r>
+        <w:t xml:space="preserve">    command: ["sleep","3600"]</w:t>
+      </w:r>
+    </w:p>
+    <w:p>
+      <w:r>
+        <w:t xml:space="preserve">    </w:t>
+      </w:r>
+      <w:proofErr w:type="spellStart"/>
+      <w:r>
+        <w:t>securityContext</w:t>
+      </w:r>
+      <w:proofErr w:type="spellEnd"/>
+      <w:r>
+        <w:t>:</w:t>
+      </w:r>
+    </w:p>
+    <w:p>
+      <w:r>
+        <w:t xml:space="preserve">      </w:t>
+      </w:r>
+      <w:proofErr w:type="spellStart"/>
+      <w:r>
+        <w:t>allowPrivilegeEscalation</w:t>
+      </w:r>
+      <w:proofErr w:type="spellEnd"/>
+      <w:r>
+        <w:t>: false</w:t>
+      </w:r>
+    </w:p>
+    <w:p>
+      <w:r>
+        <w:t xml:space="preserve">      capabilities:</w:t>
+      </w:r>
+    </w:p>
+    <w:p>
+      <w:r>
+        <w:t xml:space="preserve">        drop:</w:t>
+      </w:r>
+    </w:p>
+    <w:p>
+      <w:r>
+        <w:t xml:space="preserve">        - ALL</w:t>
+      </w:r>
+    </w:p>
     <w:p>
       <w:proofErr w:type="spellStart"/>
       <w:r>
@@ -730,6 +820,12 @@
       </w:r>
       <w:proofErr w:type="spellEnd"/>
       <w:proofErr w:type="gramEnd"/>
+      <w:r>
+        <w:t xml:space="preserve"> -n </w:t>
+      </w:r>
+      <w:r>
+        <w:t>admission-demo</w:t>
+      </w:r>
     </w:p>
     <w:p/>
     <w:p>
@@ -1559,6 +1655,7 @@
   <w:style w:type="character" w:default="1" w:styleId="DefaultParagraphFont">
     <w:name w:val="Default Paragraph Font"/>
     <w:uiPriority w:val="1"/>
+    <w:semiHidden/>
     <w:unhideWhenUsed/>
   </w:style>
   <w:style w:type="table" w:default="1" w:styleId="TableNormal">
